--- a/.DOWNLOAD_HERE/Sonic Manual.docx
+++ b/.DOWNLOAD_HERE/Sonic Manual.docx
@@ -3419,6 +3419,7 @@
         <w:rPr>
           <w:sz w:val="16"/>
           <w:szCs w:val="16"/>
+          <w:lang w:val="en-US"/>
         </w:rPr>
         <w:br w:type="page"/>
       </w:r>
@@ -3598,7 +3599,7 @@
         <w:rPr>
           <w:rFonts w:ascii="Arial" w:eastAsia="Times New Roman" w:hAnsi="Arial" w:cs="Arial"/>
           <w:color w:val="000000"/>
-          <w:lang w:val="fr-FR"/>
+          <w:lang w:val="en-US"/>
         </w:rPr>
       </w:pPr>
       <w:r>
@@ -3607,7 +3608,7 @@
           <w:b/>
           <w:bCs/>
           <w:color w:val="000000"/>
-          <w:lang w:val="fr-FR"/>
+          <w:lang w:val="en-US"/>
         </w:rPr>
         <w:t>5</w:t>
       </w:r>
@@ -3615,7 +3616,7 @@
         <w:rPr>
           <w:rFonts w:ascii="Arial" w:eastAsia="Times New Roman" w:hAnsi="Arial" w:cs="Arial"/>
           <w:color w:val="000000"/>
-          <w:lang w:val="fr-FR"/>
+          <w:lang w:val="en-US"/>
         </w:rPr>
         <w:t xml:space="preserve"> – History menu</w:t>
       </w:r>
@@ -3628,32 +3629,17 @@
         <w:rPr>
           <w:rFonts w:ascii="Arial" w:eastAsia="Times New Roman" w:hAnsi="Arial" w:cs="Arial"/>
           <w:color w:val="000000"/>
-          <w:lang w:val="fr-FR"/>
-        </w:rPr>
-      </w:pPr>
-      <w:r>
-        <w:rPr>
-          <w:rFonts w:ascii="Arial" w:eastAsia="Times New Roman" w:hAnsi="Arial" w:cs="Arial"/>
-          <w:color w:val="000000"/>
-          <w:lang w:val="fr-FR"/>
+          <w:lang w:val="en-US"/>
+        </w:rPr>
+      </w:pPr>
+      <w:r>
+        <w:rPr>
+          <w:rFonts w:ascii="Arial" w:eastAsia="Times New Roman" w:hAnsi="Arial" w:cs="Arial"/>
+          <w:color w:val="000000"/>
+          <w:lang w:val="en-US"/>
         </w:rPr>
         <w:tab/>
-      </w:r>
-      <w:r>
-        <w:rPr>
-          <w:rFonts w:ascii="Arial" w:eastAsia="Times New Roman" w:hAnsi="Arial" w:cs="Arial"/>
-          <w:color w:val="000000"/>
-          <w:lang w:val="fr-FR"/>
-        </w:rPr>
-        <w:t>Clear history</w:t>
-      </w:r>
-      <w:r>
-        <w:rPr>
-          <w:rFonts w:ascii="Arial" w:eastAsia="Times New Roman" w:hAnsi="Arial" w:cs="Arial"/>
-          <w:color w:val="000000"/>
-          <w:lang w:val="fr-FR"/>
-        </w:rPr>
-        <w:t> : erase the history</w:t>
+        <w:t>Clear history : erase the history</w:t>
       </w:r>
     </w:p>
     <w:p>
@@ -3672,7 +3658,7 @@
         <w:rPr>
           <w:rFonts w:ascii="Arial" w:eastAsia="Times New Roman" w:hAnsi="Arial" w:cs="Arial"/>
           <w:color w:val="000000"/>
-          <w:lang w:val="fr-FR"/>
+          <w:lang w:val="en-US"/>
         </w:rPr>
         <w:t>Clear blacklist</w:t>
       </w:r>
@@ -3701,7 +3687,7 @@
         <w:rPr>
           <w:rFonts w:ascii="Arial" w:eastAsia="Times New Roman" w:hAnsi="Arial" w:cs="Arial"/>
           <w:color w:val="000000"/>
-          <w:lang w:val="fr-FR"/>
+          <w:lang w:val="en-US"/>
         </w:rPr>
         <w:t>Clear non blacklist</w:t>
       </w:r>
@@ -3729,7 +3715,7 @@
         <w:rPr>
           <w:rFonts w:ascii="Arial" w:eastAsia="Times New Roman" w:hAnsi="Arial" w:cs="Arial"/>
           <w:color w:val="000000"/>
-          <w:lang w:val="fr-FR"/>
+          <w:lang w:val="en-US"/>
         </w:rPr>
         <w:t>Save history</w:t>
       </w:r>
@@ -3757,7 +3743,7 @@
         <w:rPr>
           <w:rFonts w:ascii="Arial" w:eastAsia="Times New Roman" w:hAnsi="Arial" w:cs="Arial"/>
           <w:color w:val="000000"/>
-          <w:lang w:val="fr-FR"/>
+          <w:lang w:val="en-US"/>
         </w:rPr>
         <w:t>Save hist to ch :</w:t>
       </w:r>
@@ -5710,7 +5696,7 @@
           <w:color w:val="000000"/>
           <w:lang w:val="en-US"/>
         </w:rPr>
-        <w:t>the &lt;=</w:t>
+        <w:t>the &lt;</w:t>
       </w:r>
       <w:r>
         <w:rPr>
@@ -5728,7 +5714,7 @@
           <w:color w:val="000000"/>
           <w:lang w:val="en-US"/>
         </w:rPr>
-        <w:t xml:space="preserve">=&gt; buttons </w:t>
+        <w:t xml:space="preserve">&gt; buttons </w:t>
       </w:r>
       <w:r>
         <w:rPr>
@@ -5754,7 +5740,7 @@
           <w:color w:val="000000"/>
           <w:lang w:val="en-US"/>
         </w:rPr>
-        <w:t xml:space="preserve"> button  will change the </w:t>
+        <w:t xml:space="preserve"> button will change the </w:t>
       </w:r>
       <w:r>
         <w:rPr>
@@ -5828,7 +5814,23 @@
           <w:color w:val="000000"/>
           <w:lang w:val="en-US"/>
         </w:rPr>
-        <w:t>Press key 1 to 6 to select the corresponding memory.</w:t>
+        <w:t xml:space="preserve">Press key 1 to </w:t>
+      </w:r>
+      <w:r>
+        <w:rPr>
+          <w:rFonts w:ascii="Arial" w:eastAsia="Times New Roman" w:hAnsi="Arial" w:cs="Arial"/>
+          <w:color w:val="000000"/>
+          <w:lang w:val="en-US"/>
+        </w:rPr>
+        <w:t>9</w:t>
+      </w:r>
+      <w:r>
+        <w:rPr>
+          <w:rFonts w:ascii="Arial" w:eastAsia="Times New Roman" w:hAnsi="Arial" w:cs="Arial"/>
+          <w:color w:val="000000"/>
+          <w:lang w:val="en-US"/>
+        </w:rPr>
+        <w:t xml:space="preserve"> to select the corresponding memory.</w:t>
       </w:r>
     </w:p>
     <w:p>
@@ -5848,7 +5850,23 @@
           <w:color w:val="000000"/>
           <w:lang w:val="en-US"/>
         </w:rPr>
-        <w:t>Long press key 1 to 6 to save a frequency to that memory.</w:t>
+        <w:t xml:space="preserve">Long press key 1 to </w:t>
+      </w:r>
+      <w:r>
+        <w:rPr>
+          <w:rFonts w:ascii="Arial" w:eastAsia="Times New Roman" w:hAnsi="Arial" w:cs="Arial"/>
+          <w:color w:val="000000"/>
+          <w:lang w:val="en-US"/>
+        </w:rPr>
+        <w:t>9</w:t>
+      </w:r>
+      <w:r>
+        <w:rPr>
+          <w:rFonts w:ascii="Arial" w:eastAsia="Times New Roman" w:hAnsi="Arial" w:cs="Arial"/>
+          <w:color w:val="000000"/>
+          <w:lang w:val="en-US"/>
+        </w:rPr>
+        <w:t xml:space="preserve"> to save a frequency to that memory.</w:t>
       </w:r>
     </w:p>
     <w:p>
@@ -5869,6 +5887,26 @@
           <w:lang w:val="en-US"/>
         </w:rPr>
         <w:t>Press 0 to toggle receiving the VFO frequency, RX MON displayed or removed.</w:t>
+      </w:r>
+    </w:p>
+    <w:p>
+      <w:pPr>
+        <w:pStyle w:val="Standard"/>
+        <w:autoSpaceDE w:val="0"/>
+        <w:jc w:val="both"/>
+        <w:rPr>
+          <w:rFonts w:ascii="Arial" w:eastAsia="Times New Roman" w:hAnsi="Arial" w:cs="Arial"/>
+          <w:color w:val="000000"/>
+          <w:lang w:val="en-US"/>
+        </w:rPr>
+      </w:pPr>
+      <w:r>
+        <w:rPr>
+          <w:rFonts w:ascii="Arial" w:eastAsia="Times New Roman" w:hAnsi="Arial" w:cs="Arial"/>
+          <w:color w:val="000000"/>
+          <w:lang w:val="en-US"/>
+        </w:rPr>
+        <w:t>Press Menu key to toggle name or memory displays.</w:t>
       </w:r>
     </w:p>
     <w:p>

--- a/.DOWNLOAD_HERE/Sonic Manual.docx
+++ b/.DOWNLOAD_HERE/Sonic Manual.docx
@@ -66,7 +66,23 @@
           <w:rFonts w:ascii="Arial" w:hAnsi="Arial" w:cs="Arial"/>
           <w:lang w:val="en-US"/>
         </w:rPr>
-        <w:t xml:space="preserve">  Join the SonicFw Telegram </w:t>
+        <w:t xml:space="preserve">  Join the </w:t>
+      </w:r>
+      <w:proofErr w:type="spellStart"/>
+      <w:r>
+        <w:rPr>
+          <w:rFonts w:ascii="Arial" w:hAnsi="Arial" w:cs="Arial"/>
+          <w:lang w:val="en-US"/>
+        </w:rPr>
+        <w:t>SonicFw</w:t>
+      </w:r>
+      <w:proofErr w:type="spellEnd"/>
+      <w:r>
+        <w:rPr>
+          <w:rFonts w:ascii="Arial" w:hAnsi="Arial" w:cs="Arial"/>
+          <w:lang w:val="en-US"/>
+        </w:rPr>
+        <w:t xml:space="preserve"> Telegram </w:t>
       </w:r>
       <w:hyperlink r:id="rId7" w:history="1">
         <w:r>
@@ -104,7 +120,23 @@
           <w:rFonts w:ascii="Arial" w:hAnsi="Arial" w:cs="Arial"/>
           <w:lang w:val="en-US"/>
         </w:rPr>
-        <w:t xml:space="preserve"> Youtube Channel </w:t>
+        <w:t xml:space="preserve"> </w:t>
+      </w:r>
+      <w:proofErr w:type="spellStart"/>
+      <w:r>
+        <w:rPr>
+          <w:rFonts w:ascii="Arial" w:hAnsi="Arial" w:cs="Arial"/>
+          <w:lang w:val="en-US"/>
+        </w:rPr>
+        <w:t>Youtube</w:t>
+      </w:r>
+      <w:proofErr w:type="spellEnd"/>
+      <w:r>
+        <w:rPr>
+          <w:rFonts w:ascii="Arial" w:hAnsi="Arial" w:cs="Arial"/>
+          <w:lang w:val="en-US"/>
+        </w:rPr>
+        <w:t xml:space="preserve"> Channel </w:t>
       </w:r>
       <w:hyperlink r:id="rId8" w:history="1">
         <w:r>
@@ -180,7 +212,23 @@
           <w:rFonts w:ascii="Arial" w:hAnsi="Arial" w:cs="Arial"/>
           <w:lang w:val="en-US"/>
         </w:rPr>
-        <w:t xml:space="preserve"> Many thanks to Sonic Team : Zylka, Kolyan, Toni, Yves</w:t>
+        <w:t xml:space="preserve"> Many thanks to Sonic Team : Zylka, </w:t>
+      </w:r>
+      <w:proofErr w:type="spellStart"/>
+      <w:r>
+        <w:rPr>
+          <w:rFonts w:ascii="Arial" w:hAnsi="Arial" w:cs="Arial"/>
+          <w:lang w:val="en-US"/>
+        </w:rPr>
+        <w:t>Kolyan</w:t>
+      </w:r>
+      <w:proofErr w:type="spellEnd"/>
+      <w:r>
+        <w:rPr>
+          <w:rFonts w:ascii="Arial" w:hAnsi="Arial" w:cs="Arial"/>
+          <w:lang w:val="en-US"/>
+        </w:rPr>
+        <w:t>, Toni, Yves</w:t>
       </w:r>
       <w:r>
         <w:rPr>
@@ -379,7 +427,7 @@
           <w:color w:val="000000"/>
           <w:lang w:val="en-US"/>
         </w:rPr>
-        <w:t xml:space="preserve">L1 – </w:t>
+        <w:t xml:space="preserve">L0 - </w:t>
       </w:r>
       <w:r>
         <w:rPr>
@@ -415,27 +463,28 @@
         <w:spacing w:line="259" w:lineRule="atLeast"/>
         <w:jc w:val="both"/>
         <w:rPr>
-          <w:rFonts w:ascii="Arial" w:hAnsi="Arial" w:cs="Arial"/>
-          <w:lang w:val="en-US"/>
-        </w:rPr>
-      </w:pPr>
-      <w:r>
-        <w:rPr>
-          <w:rFonts w:ascii="Arial" w:eastAsia="Times New Roman" w:hAnsi="Arial" w:cs="Arial"/>
-          <w:b/>
-          <w:bCs/>
-          <w:color w:val="000000"/>
-          <w:lang w:val="en-US"/>
-        </w:rPr>
-        <w:t xml:space="preserve">L3 – </w:t>
-      </w:r>
-      <w:r>
-        <w:rPr>
-          <w:rFonts w:ascii="Arial" w:eastAsia="Times New Roman" w:hAnsi="Arial" w:cs="Arial"/>
-          <w:color w:val="000000"/>
-          <w:lang w:val="en-US"/>
-        </w:rPr>
-        <w:t>Change the MR/VFO mode on the selected channel.</w:t>
+          <w:rFonts w:ascii="Arial" w:eastAsia="Times New Roman" w:hAnsi="Arial" w:cs="Arial"/>
+          <w:color w:val="000000"/>
+          <w:lang w:val="en-US"/>
+        </w:rPr>
+      </w:pPr>
+      <w:r>
+        <w:rPr>
+          <w:rFonts w:ascii="Arial" w:eastAsia="Times New Roman" w:hAnsi="Arial" w:cs="Arial"/>
+          <w:b/>
+          <w:bCs/>
+          <w:color w:val="000000"/>
+          <w:lang w:val="en-US"/>
+        </w:rPr>
+        <w:t xml:space="preserve">L1 – </w:t>
+      </w:r>
+      <w:r>
+        <w:rPr>
+          <w:rFonts w:ascii="Arial" w:eastAsia="Times New Roman" w:hAnsi="Arial" w:cs="Arial"/>
+          <w:color w:val="000000"/>
+          <w:lang w:val="en-US"/>
+        </w:rPr>
+        <w:t>Increase Squelch level</w:t>
       </w:r>
     </w:p>
     <w:p>
@@ -445,19 +494,40 @@
         <w:spacing w:line="259" w:lineRule="atLeast"/>
         <w:jc w:val="both"/>
         <w:rPr>
-          <w:rFonts w:ascii="Arial" w:hAnsi="Arial" w:cs="Arial"/>
-          <w:lang w:val="en-US"/>
-        </w:rPr>
-      </w:pPr>
-      <w:r>
-        <w:rPr>
-          <w:rFonts w:ascii="Arial" w:eastAsia="Times New Roman" w:hAnsi="Arial" w:cs="Arial"/>
-          <w:b/>
-          <w:bCs/>
-          <w:color w:val="000000"/>
-          <w:lang w:val="en-US"/>
-        </w:rPr>
-        <w:t xml:space="preserve">L4 – </w:t>
+          <w:rFonts w:ascii="Arial" w:eastAsia="Times New Roman" w:hAnsi="Arial" w:cs="Arial"/>
+          <w:color w:val="000000"/>
+          <w:lang w:val="en-US"/>
+        </w:rPr>
+      </w:pPr>
+      <w:r>
+        <w:rPr>
+          <w:rFonts w:ascii="Arial" w:eastAsia="Times New Roman" w:hAnsi="Arial" w:cs="Arial"/>
+          <w:b/>
+          <w:bCs/>
+          <w:color w:val="000000"/>
+          <w:lang w:val="en-US"/>
+        </w:rPr>
+        <w:t>L</w:t>
+      </w:r>
+      <w:r>
+        <w:rPr>
+          <w:rFonts w:ascii="Arial" w:eastAsia="Times New Roman" w:hAnsi="Arial" w:cs="Arial"/>
+          <w:b/>
+          <w:bCs/>
+          <w:color w:val="000000"/>
+          <w:lang w:val="en-US"/>
+        </w:rPr>
+        <w:t>2</w:t>
+      </w:r>
+      <w:r>
+        <w:rPr>
+          <w:rFonts w:ascii="Arial" w:eastAsia="Times New Roman" w:hAnsi="Arial" w:cs="Arial"/>
+          <w:b/>
+          <w:bCs/>
+          <w:color w:val="000000"/>
+          <w:lang w:val="en-US"/>
+        </w:rPr>
+        <w:t xml:space="preserve"> – </w:t>
       </w:r>
       <w:r>
         <w:rPr>
@@ -505,15 +575,35 @@
           <w:color w:val="000000"/>
           <w:lang w:val="en-US"/>
         </w:rPr>
-        <w:t xml:space="preserve">L5 – </w:t>
-      </w:r>
-      <w:r>
-        <w:rPr>
-          <w:rFonts w:ascii="Arial" w:eastAsia="Times New Roman" w:hAnsi="Arial" w:cs="Arial"/>
-          <w:color w:val="000000"/>
-          <w:lang w:val="en-US"/>
-        </w:rPr>
-        <w:t xml:space="preserve">(MR) </w:t>
+        <w:t>L</w:t>
+      </w:r>
+      <w:r>
+        <w:rPr>
+          <w:rFonts w:ascii="Arial" w:eastAsia="Times New Roman" w:hAnsi="Arial" w:cs="Arial"/>
+          <w:b/>
+          <w:bCs/>
+          <w:color w:val="000000"/>
+          <w:lang w:val="en-US"/>
+        </w:rPr>
+        <w:t>3</w:t>
+      </w:r>
+      <w:r>
+        <w:rPr>
+          <w:rFonts w:ascii="Arial" w:eastAsia="Times New Roman" w:hAnsi="Arial" w:cs="Arial"/>
+          <w:b/>
+          <w:bCs/>
+          <w:color w:val="000000"/>
+          <w:lang w:val="en-US"/>
+        </w:rPr>
+        <w:t xml:space="preserve"> – </w:t>
+      </w:r>
+      <w:r>
+        <w:rPr>
+          <w:rFonts w:ascii="Arial" w:eastAsia="Times New Roman" w:hAnsi="Arial" w:cs="Arial"/>
+          <w:color w:val="000000"/>
+          <w:lang w:val="en-US"/>
+        </w:rPr>
+        <w:t xml:space="preserve">(MR and VFO) </w:t>
       </w:r>
       <w:r>
         <w:rPr>
@@ -531,25 +621,15 @@
           <w:color w:val="000000"/>
           <w:lang w:val="en-US"/>
         </w:rPr>
-        <w:t xml:space="preserve">Change the list number for the channel. (VFO) </w:t>
-      </w:r>
-      <w:r>
-        <w:rPr>
-          <w:rFonts w:ascii="Arial" w:eastAsia="Times New Roman" w:hAnsi="Arial" w:cs="Arial"/>
-          <w:b/>
-          <w:bCs/>
-          <w:color w:val="000000"/>
-          <w:lang w:val="en-US"/>
-        </w:rPr>
-        <w:t xml:space="preserve">– </w:t>
-      </w:r>
-      <w:r>
-        <w:rPr>
-          <w:rFonts w:ascii="Arial" w:eastAsia="Times New Roman" w:hAnsi="Arial" w:cs="Arial"/>
-          <w:color w:val="000000"/>
-          <w:lang w:val="en-US"/>
-        </w:rPr>
-        <w:t>Change of step.</w:t>
+        <w:t>Step</w:t>
+      </w:r>
+      <w:r>
+        <w:rPr>
+          <w:rFonts w:ascii="Arial" w:eastAsia="Times New Roman" w:hAnsi="Arial" w:cs="Arial"/>
+          <w:color w:val="000000"/>
+          <w:lang w:val="en-US"/>
+        </w:rPr>
+        <w:t xml:space="preserve"> change.</w:t>
       </w:r>
     </w:p>
     <w:p>
@@ -571,7 +651,27 @@
           <w:color w:val="000000"/>
           <w:lang w:val="en-US"/>
         </w:rPr>
-        <w:t xml:space="preserve">L6 – </w:t>
+        <w:t>L</w:t>
+      </w:r>
+      <w:r>
+        <w:rPr>
+          <w:rFonts w:ascii="Arial" w:eastAsia="Times New Roman" w:hAnsi="Arial" w:cs="Arial"/>
+          <w:b/>
+          <w:bCs/>
+          <w:color w:val="000000"/>
+          <w:lang w:val="en-US"/>
+        </w:rPr>
+        <w:t>4</w:t>
+      </w:r>
+      <w:r>
+        <w:rPr>
+          <w:rFonts w:ascii="Arial" w:eastAsia="Times New Roman" w:hAnsi="Arial" w:cs="Arial"/>
+          <w:b/>
+          <w:bCs/>
+          <w:color w:val="000000"/>
+          <w:lang w:val="en-US"/>
+        </w:rPr>
+        <w:t xml:space="preserve"> – </w:t>
       </w:r>
       <w:r>
         <w:rPr>
@@ -597,23 +697,7 @@
           <w:color w:val="000000"/>
           <w:lang w:val="en-US"/>
         </w:rPr>
-        <w:t>Power Change (L/M/H</w:t>
-      </w:r>
-      <w:r>
-        <w:rPr>
-          <w:rFonts w:ascii="Arial" w:eastAsia="Times New Roman" w:hAnsi="Arial" w:cs="Arial"/>
-          <w:color w:val="000000"/>
-          <w:lang w:val="en-US"/>
-        </w:rPr>
-        <w:t>)</w:t>
-      </w:r>
-      <w:r>
-        <w:rPr>
-          <w:rFonts w:ascii="Arial" w:eastAsia="Times New Roman" w:hAnsi="Arial" w:cs="Arial"/>
-          <w:color w:val="000000"/>
-          <w:lang w:val="en-US"/>
-        </w:rPr>
-        <w:t>.</w:t>
+        <w:t>Power Change (L/M/H).</w:t>
       </w:r>
     </w:p>
     <w:p>
@@ -623,61 +707,48 @@
         <w:spacing w:line="259" w:lineRule="atLeast"/>
         <w:jc w:val="both"/>
         <w:rPr>
-          <w:rFonts w:ascii="Arial" w:hAnsi="Arial" w:cs="Arial"/>
-          <w:lang w:val="en-US"/>
-        </w:rPr>
-      </w:pPr>
-      <w:r>
-        <w:rPr>
-          <w:rFonts w:ascii="Arial" w:eastAsia="Times New Roman" w:hAnsi="Arial" w:cs="Arial"/>
-          <w:b/>
-          <w:bCs/>
-          <w:color w:val="000000"/>
-          <w:lang w:val="en-US"/>
-        </w:rPr>
-        <w:t xml:space="preserve">L7 – </w:t>
-      </w:r>
-      <w:r>
-        <w:rPr>
-          <w:rFonts w:ascii="Arial" w:eastAsia="Times New Roman" w:hAnsi="Arial" w:cs="Arial"/>
-          <w:color w:val="000000"/>
-          <w:lang w:val="en-US"/>
-        </w:rPr>
-        <w:t xml:space="preserve">(MR and VFO) </w:t>
-      </w:r>
-      <w:r>
-        <w:rPr>
-          <w:rFonts w:ascii="Arial" w:eastAsia="Times New Roman" w:hAnsi="Arial" w:cs="Arial"/>
-          <w:b/>
-          <w:bCs/>
-          <w:color w:val="000000"/>
-          <w:lang w:val="en-US"/>
-        </w:rPr>
-        <w:t xml:space="preserve">– </w:t>
-      </w:r>
-      <w:r>
-        <w:rPr>
-          <w:rFonts w:ascii="Arial" w:eastAsia="Times New Roman" w:hAnsi="Arial" w:cs="Arial"/>
-          <w:color w:val="000000"/>
-          <w:lang w:val="en-US"/>
-        </w:rPr>
-        <w:t xml:space="preserve">On/Off flashlight indication when </w:t>
-      </w:r>
-      <w:r>
-        <w:rPr>
-          <w:rFonts w:ascii="Arial" w:eastAsia="Times New Roman" w:hAnsi="Arial" w:cs="Arial"/>
-          <w:color w:val="000000"/>
-          <w:lang w:val="en-US"/>
-        </w:rPr>
-        <w:t>receiving a signal</w:t>
-      </w:r>
-      <w:r>
-        <w:rPr>
-          <w:rFonts w:ascii="Arial" w:eastAsia="Times New Roman" w:hAnsi="Arial" w:cs="Arial"/>
-          <w:color w:val="000000"/>
-          <w:lang w:val="en-US"/>
-        </w:rPr>
-        <w:t>.</w:t>
+          <w:rFonts w:ascii="Arial" w:eastAsia="Times New Roman" w:hAnsi="Arial" w:cs="Arial"/>
+          <w:color w:val="000000"/>
+          <w:lang w:val="en-US"/>
+        </w:rPr>
+      </w:pPr>
+      <w:r>
+        <w:rPr>
+          <w:rFonts w:ascii="Arial" w:eastAsia="Times New Roman" w:hAnsi="Arial" w:cs="Arial"/>
+          <w:b/>
+          <w:bCs/>
+          <w:color w:val="000000"/>
+          <w:lang w:val="en-US"/>
+        </w:rPr>
+        <w:t>L</w:t>
+      </w:r>
+      <w:r>
+        <w:rPr>
+          <w:rFonts w:ascii="Arial" w:eastAsia="Times New Roman" w:hAnsi="Arial" w:cs="Arial"/>
+          <w:b/>
+          <w:bCs/>
+          <w:color w:val="000000"/>
+          <w:lang w:val="en-US"/>
+        </w:rPr>
+        <w:t>5</w:t>
+      </w:r>
+      <w:r>
+        <w:rPr>
+          <w:rFonts w:ascii="Arial" w:eastAsia="Times New Roman" w:hAnsi="Arial" w:cs="Arial"/>
+          <w:b/>
+          <w:bCs/>
+          <w:color w:val="000000"/>
+          <w:lang w:val="en-US"/>
+        </w:rPr>
+        <w:t xml:space="preserve"> – </w:t>
+      </w:r>
+      <w:r>
+        <w:rPr>
+          <w:rFonts w:ascii="Arial" w:eastAsia="Times New Roman" w:hAnsi="Arial" w:cs="Arial"/>
+          <w:color w:val="000000"/>
+          <w:lang w:val="en-US"/>
+        </w:rPr>
+        <w:t>AM/FM/USB Modulation Change</w:t>
       </w:r>
     </w:p>
     <w:p>
@@ -699,33 +770,35 @@
           <w:color w:val="000000"/>
           <w:lang w:val="en-US"/>
         </w:rPr>
-        <w:t xml:space="preserve">L9 – </w:t>
-      </w:r>
-      <w:r>
-        <w:rPr>
-          <w:rFonts w:ascii="Arial" w:eastAsia="Times New Roman" w:hAnsi="Arial" w:cs="Arial"/>
-          <w:color w:val="000000"/>
-          <w:lang w:val="en-US"/>
-        </w:rPr>
-        <w:t xml:space="preserve">(MR and VFO) </w:t>
-      </w:r>
-      <w:r>
-        <w:rPr>
-          <w:rFonts w:ascii="Arial" w:eastAsia="Times New Roman" w:hAnsi="Arial" w:cs="Arial"/>
-          <w:b/>
-          <w:bCs/>
-          <w:color w:val="000000"/>
-          <w:lang w:val="en-US"/>
-        </w:rPr>
-        <w:t xml:space="preserve">– </w:t>
-      </w:r>
-      <w:r>
-        <w:rPr>
-          <w:rFonts w:ascii="Arial" w:eastAsia="Times New Roman" w:hAnsi="Arial" w:cs="Arial"/>
-          <w:color w:val="000000"/>
-          <w:lang w:val="en-US"/>
-        </w:rPr>
-        <w:t>On/Off constant backlight.</w:t>
+        <w:t>L</w:t>
+      </w:r>
+      <w:r>
+        <w:rPr>
+          <w:rFonts w:ascii="Arial" w:eastAsia="Times New Roman" w:hAnsi="Arial" w:cs="Arial"/>
+          <w:b/>
+          <w:bCs/>
+          <w:color w:val="000000"/>
+          <w:lang w:val="en-US"/>
+        </w:rPr>
+        <w:t>6</w:t>
+      </w:r>
+      <w:r>
+        <w:rPr>
+          <w:rFonts w:ascii="Arial" w:eastAsia="Times New Roman" w:hAnsi="Arial" w:cs="Arial"/>
+          <w:b/>
+          <w:bCs/>
+          <w:color w:val="000000"/>
+          <w:lang w:val="en-US"/>
+        </w:rPr>
+        <w:t xml:space="preserve"> – </w:t>
+      </w:r>
+      <w:r>
+        <w:rPr>
+          <w:rFonts w:ascii="Arial" w:eastAsia="Times New Roman" w:hAnsi="Arial" w:cs="Arial"/>
+          <w:color w:val="000000"/>
+          <w:lang w:val="en-US"/>
+        </w:rPr>
+        <w:t>Change the MR/VFO mode.</w:t>
       </w:r>
     </w:p>
     <w:p>
@@ -747,15 +820,53 @@
           <w:color w:val="000000"/>
           <w:lang w:val="en-US"/>
         </w:rPr>
-        <w:t xml:space="preserve">L0 – </w:t>
-      </w:r>
-      <w:r>
-        <w:rPr>
-          <w:rFonts w:ascii="Arial" w:eastAsia="Times New Roman" w:hAnsi="Arial" w:cs="Arial"/>
-          <w:color w:val="000000"/>
-          <w:lang w:val="en-US"/>
-        </w:rPr>
-        <w:t>AM/FM/USB Modulation Change</w:t>
+        <w:t>L</w:t>
+      </w:r>
+      <w:r>
+        <w:rPr>
+          <w:rFonts w:ascii="Arial" w:eastAsia="Times New Roman" w:hAnsi="Arial" w:cs="Arial"/>
+          <w:b/>
+          <w:bCs/>
+          <w:color w:val="000000"/>
+          <w:lang w:val="en-US"/>
+        </w:rPr>
+        <w:t>7</w:t>
+      </w:r>
+      <w:r>
+        <w:rPr>
+          <w:rFonts w:ascii="Arial" w:eastAsia="Times New Roman" w:hAnsi="Arial" w:cs="Arial"/>
+          <w:b/>
+          <w:bCs/>
+          <w:color w:val="000000"/>
+          <w:lang w:val="en-US"/>
+        </w:rPr>
+        <w:t xml:space="preserve"> – </w:t>
+      </w:r>
+      <w:r>
+        <w:rPr>
+          <w:rFonts w:ascii="Arial" w:eastAsia="Times New Roman" w:hAnsi="Arial" w:cs="Arial"/>
+          <w:color w:val="000000"/>
+          <w:lang w:val="en-US"/>
+        </w:rPr>
+        <w:t xml:space="preserve">(MR) </w:t>
+      </w:r>
+      <w:r>
+        <w:rPr>
+          <w:rFonts w:ascii="Arial" w:eastAsia="Times New Roman" w:hAnsi="Arial" w:cs="Arial"/>
+          <w:b/>
+          <w:bCs/>
+          <w:color w:val="000000"/>
+          <w:lang w:val="en-US"/>
+        </w:rPr>
+        <w:t xml:space="preserve">– </w:t>
+      </w:r>
+      <w:r>
+        <w:rPr>
+          <w:rFonts w:ascii="Arial" w:eastAsia="Times New Roman" w:hAnsi="Arial" w:cs="Arial"/>
+          <w:color w:val="000000"/>
+          <w:lang w:val="en-US"/>
+        </w:rPr>
+        <w:t>Change the list number for the channel.</w:t>
       </w:r>
     </w:p>
     <w:p>
@@ -777,15 +888,35 @@
           <w:color w:val="000000"/>
           <w:lang w:val="en-US"/>
         </w:rPr>
-        <w:t xml:space="preserve">F2 – </w:t>
-      </w:r>
-      <w:r>
-        <w:rPr>
-          <w:rFonts w:ascii="Arial" w:eastAsia="Times New Roman" w:hAnsi="Arial" w:cs="Arial"/>
-          <w:color w:val="000000"/>
-          <w:lang w:val="en-US"/>
-        </w:rPr>
-        <w:t xml:space="preserve">(MR) </w:t>
+        <w:t>L</w:t>
+      </w:r>
+      <w:r>
+        <w:rPr>
+          <w:rFonts w:ascii="Arial" w:eastAsia="Times New Roman" w:hAnsi="Arial" w:cs="Arial"/>
+          <w:b/>
+          <w:bCs/>
+          <w:color w:val="000000"/>
+          <w:lang w:val="en-US"/>
+        </w:rPr>
+        <w:t>8</w:t>
+      </w:r>
+      <w:r>
+        <w:rPr>
+          <w:rFonts w:ascii="Arial" w:eastAsia="Times New Roman" w:hAnsi="Arial" w:cs="Arial"/>
+          <w:b/>
+          <w:bCs/>
+          <w:color w:val="000000"/>
+          <w:lang w:val="en-US"/>
+        </w:rPr>
+        <w:t xml:space="preserve"> – </w:t>
+      </w:r>
+      <w:r>
+        <w:rPr>
+          <w:rFonts w:ascii="Arial" w:eastAsia="Times New Roman" w:hAnsi="Arial" w:cs="Arial"/>
+          <w:color w:val="000000"/>
+          <w:lang w:val="en-US"/>
+        </w:rPr>
+        <w:t xml:space="preserve">(MR and VFO) </w:t>
       </w:r>
       <w:r>
         <w:rPr>
@@ -803,25 +934,23 @@
           <w:color w:val="000000"/>
           <w:lang w:val="en-US"/>
         </w:rPr>
-        <w:t xml:space="preserve">Delete Channel. (VFO) </w:t>
-      </w:r>
-      <w:r>
-        <w:rPr>
-          <w:rFonts w:ascii="Arial" w:eastAsia="Times New Roman" w:hAnsi="Arial" w:cs="Arial"/>
-          <w:b/>
-          <w:bCs/>
-          <w:color w:val="000000"/>
-          <w:lang w:val="en-US"/>
-        </w:rPr>
-        <w:t xml:space="preserve">– </w:t>
-      </w:r>
-      <w:r>
-        <w:rPr>
-          <w:rFonts w:ascii="Arial" w:eastAsia="Times New Roman" w:hAnsi="Arial" w:cs="Arial"/>
-          <w:color w:val="000000"/>
-          <w:lang w:val="en-US"/>
-        </w:rPr>
-        <w:t>Preserve the frequency.</w:t>
+        <w:t xml:space="preserve">On/Off flashlight indication when </w:t>
+      </w:r>
+      <w:r>
+        <w:rPr>
+          <w:rFonts w:ascii="Arial" w:eastAsia="Times New Roman" w:hAnsi="Arial" w:cs="Arial"/>
+          <w:color w:val="000000"/>
+          <w:lang w:val="en-US"/>
+        </w:rPr>
+        <w:t>receiving a signal</w:t>
+      </w:r>
+      <w:r>
+        <w:rPr>
+          <w:rFonts w:ascii="Arial" w:eastAsia="Times New Roman" w:hAnsi="Arial" w:cs="Arial"/>
+          <w:color w:val="000000"/>
+          <w:lang w:val="en-US"/>
+        </w:rPr>
+        <w:t>.</w:t>
       </w:r>
     </w:p>
     <w:p>
@@ -831,64 +960,45 @@
         <w:spacing w:line="259" w:lineRule="atLeast"/>
         <w:jc w:val="both"/>
         <w:rPr>
-          <w:rFonts w:ascii="Arial" w:eastAsia="Times New Roman" w:hAnsi="Arial" w:cs="Arial"/>
-          <w:color w:val="000000"/>
-          <w:lang w:val="en-US"/>
-        </w:rPr>
-      </w:pPr>
-      <w:r>
-        <w:rPr>
-          <w:rFonts w:ascii="Arial" w:eastAsia="Times New Roman" w:hAnsi="Arial" w:cs="Arial"/>
-          <w:b/>
-          <w:bCs/>
-          <w:color w:val="000000"/>
-          <w:lang w:val="en-US"/>
-        </w:rPr>
-        <w:t>F</w:t>
-      </w:r>
-      <w:r>
-        <w:rPr>
-          <w:rFonts w:ascii="Arial" w:eastAsia="Times New Roman" w:hAnsi="Arial" w:cs="Arial"/>
-          <w:b/>
-          <w:bCs/>
-          <w:color w:val="000000"/>
-          <w:lang w:val="en-US"/>
-        </w:rPr>
-        <w:t>6</w:t>
-      </w:r>
-      <w:r>
-        <w:rPr>
-          <w:rFonts w:ascii="Arial" w:eastAsia="Times New Roman" w:hAnsi="Arial" w:cs="Arial"/>
-          <w:b/>
-          <w:bCs/>
-          <w:color w:val="000000"/>
-          <w:lang w:val="en-US"/>
-        </w:rPr>
-        <w:t xml:space="preserve"> – </w:t>
-      </w:r>
-      <w:r>
-        <w:rPr>
-          <w:rFonts w:ascii="Arial" w:eastAsia="Times New Roman" w:hAnsi="Arial" w:cs="Arial"/>
-          <w:color w:val="000000"/>
-          <w:lang w:val="en-US"/>
-        </w:rPr>
-        <w:t>Spectrum analyzer in scan</w:t>
-      </w:r>
-      <w:r>
-        <w:rPr>
-          <w:rFonts w:ascii="Arial" w:eastAsia="Times New Roman" w:hAnsi="Arial" w:cs="Arial"/>
-          <w:color w:val="000000"/>
-          <w:lang w:val="en-US"/>
-        </w:rPr>
-        <w:t>range</w:t>
-      </w:r>
-      <w:r>
-        <w:rPr>
-          <w:rFonts w:ascii="Arial" w:eastAsia="Times New Roman" w:hAnsi="Arial" w:cs="Arial"/>
-          <w:color w:val="000000"/>
-          <w:lang w:val="en-US"/>
-        </w:rPr>
-        <w:t xml:space="preserve"> mode.</w:t>
+          <w:rFonts w:ascii="Arial" w:hAnsi="Arial" w:cs="Arial"/>
+          <w:lang w:val="en-US"/>
+        </w:rPr>
+      </w:pPr>
+      <w:r>
+        <w:rPr>
+          <w:rFonts w:ascii="Arial" w:eastAsia="Times New Roman" w:hAnsi="Arial" w:cs="Arial"/>
+          <w:b/>
+          <w:bCs/>
+          <w:color w:val="000000"/>
+          <w:lang w:val="en-US"/>
+        </w:rPr>
+        <w:t xml:space="preserve">L9 – </w:t>
+      </w:r>
+      <w:r>
+        <w:rPr>
+          <w:rFonts w:ascii="Arial" w:eastAsia="Times New Roman" w:hAnsi="Arial" w:cs="Arial"/>
+          <w:color w:val="000000"/>
+          <w:lang w:val="en-US"/>
+        </w:rPr>
+        <w:t xml:space="preserve">(MR and VFO) </w:t>
+      </w:r>
+      <w:r>
+        <w:rPr>
+          <w:rFonts w:ascii="Arial" w:eastAsia="Times New Roman" w:hAnsi="Arial" w:cs="Arial"/>
+          <w:b/>
+          <w:bCs/>
+          <w:color w:val="000000"/>
+          <w:lang w:val="en-US"/>
+        </w:rPr>
+        <w:t xml:space="preserve">– </w:t>
+      </w:r>
+      <w:r>
+        <w:rPr>
+          <w:rFonts w:ascii="Arial" w:eastAsia="Times New Roman" w:hAnsi="Arial" w:cs="Arial"/>
+          <w:color w:val="000000"/>
+          <w:lang w:val="en-US"/>
+        </w:rPr>
+        <w:t>On/Off constant backlight.</w:t>
       </w:r>
     </w:p>
     <w:p>
@@ -910,15 +1020,51 @@
           <w:color w:val="000000"/>
           <w:lang w:val="en-US"/>
         </w:rPr>
-        <w:t xml:space="preserve">F7 – </w:t>
-      </w:r>
-      <w:r>
-        <w:rPr>
-          <w:rFonts w:ascii="Arial" w:eastAsia="Times New Roman" w:hAnsi="Arial" w:cs="Arial"/>
-          <w:color w:val="000000"/>
-          <w:lang w:val="en-US"/>
-        </w:rPr>
-        <w:t>Spectrum analyzer in scanlist mode.</w:t>
+        <w:t xml:space="preserve">F2 – </w:t>
+      </w:r>
+      <w:r>
+        <w:rPr>
+          <w:rFonts w:ascii="Arial" w:eastAsia="Times New Roman" w:hAnsi="Arial" w:cs="Arial"/>
+          <w:color w:val="000000"/>
+          <w:lang w:val="en-US"/>
+        </w:rPr>
+        <w:t xml:space="preserve">(MR) </w:t>
+      </w:r>
+      <w:r>
+        <w:rPr>
+          <w:rFonts w:ascii="Arial" w:eastAsia="Times New Roman" w:hAnsi="Arial" w:cs="Arial"/>
+          <w:b/>
+          <w:bCs/>
+          <w:color w:val="000000"/>
+          <w:lang w:val="en-US"/>
+        </w:rPr>
+        <w:t xml:space="preserve">– </w:t>
+      </w:r>
+      <w:r>
+        <w:rPr>
+          <w:rFonts w:ascii="Arial" w:eastAsia="Times New Roman" w:hAnsi="Arial" w:cs="Arial"/>
+          <w:color w:val="000000"/>
+          <w:lang w:val="en-US"/>
+        </w:rPr>
+        <w:t xml:space="preserve">Delete Channel. (VFO) </w:t>
+      </w:r>
+      <w:r>
+        <w:rPr>
+          <w:rFonts w:ascii="Arial" w:eastAsia="Times New Roman" w:hAnsi="Arial" w:cs="Arial"/>
+          <w:b/>
+          <w:bCs/>
+          <w:color w:val="000000"/>
+          <w:lang w:val="en-US"/>
+        </w:rPr>
+        <w:t xml:space="preserve">– </w:t>
+      </w:r>
+      <w:r>
+        <w:rPr>
+          <w:rFonts w:ascii="Arial" w:eastAsia="Times New Roman" w:hAnsi="Arial" w:cs="Arial"/>
+          <w:color w:val="000000"/>
+          <w:lang w:val="en-US"/>
+        </w:rPr>
+        <w:t>Preserve the frequency.</w:t>
       </w:r>
     </w:p>
     <w:p>
@@ -928,27 +1074,74 @@
         <w:spacing w:line="259" w:lineRule="atLeast"/>
         <w:jc w:val="both"/>
         <w:rPr>
-          <w:rFonts w:ascii="Arial" w:hAnsi="Arial" w:cs="Arial"/>
-          <w:lang w:val="en-US"/>
-        </w:rPr>
-      </w:pPr>
-      <w:r>
-        <w:rPr>
-          <w:rFonts w:ascii="Arial" w:eastAsia="Times New Roman" w:hAnsi="Arial" w:cs="Arial"/>
-          <w:b/>
-          <w:bCs/>
-          <w:color w:val="000000"/>
-          <w:lang w:val="en-US"/>
-        </w:rPr>
-        <w:t xml:space="preserve">F8 – </w:t>
-      </w:r>
-      <w:r>
-        <w:rPr>
-          <w:rFonts w:ascii="Arial" w:eastAsia="Times New Roman" w:hAnsi="Arial" w:cs="Arial"/>
-          <w:color w:val="000000"/>
-          <w:lang w:val="en-US"/>
-        </w:rPr>
-        <w:t>Band Spectrum Analyzer.</w:t>
+          <w:rFonts w:ascii="Arial" w:eastAsia="Times New Roman" w:hAnsi="Arial" w:cs="Arial"/>
+          <w:color w:val="000000"/>
+          <w:lang w:val="en-US"/>
+        </w:rPr>
+      </w:pPr>
+      <w:r>
+        <w:rPr>
+          <w:rFonts w:ascii="Arial" w:eastAsia="Times New Roman" w:hAnsi="Arial" w:cs="Arial"/>
+          <w:b/>
+          <w:bCs/>
+          <w:color w:val="000000"/>
+          <w:lang w:val="en-US"/>
+        </w:rPr>
+        <w:t>F</w:t>
+      </w:r>
+      <w:r>
+        <w:rPr>
+          <w:rFonts w:ascii="Arial" w:eastAsia="Times New Roman" w:hAnsi="Arial" w:cs="Arial"/>
+          <w:b/>
+          <w:bCs/>
+          <w:color w:val="000000"/>
+          <w:lang w:val="en-US"/>
+        </w:rPr>
+        <w:t>6</w:t>
+      </w:r>
+      <w:r>
+        <w:rPr>
+          <w:rFonts w:ascii="Arial" w:eastAsia="Times New Roman" w:hAnsi="Arial" w:cs="Arial"/>
+          <w:b/>
+          <w:bCs/>
+          <w:color w:val="000000"/>
+          <w:lang w:val="en-US"/>
+        </w:rPr>
+        <w:t xml:space="preserve"> – </w:t>
+      </w:r>
+      <w:r>
+        <w:rPr>
+          <w:rFonts w:ascii="Arial" w:eastAsia="Times New Roman" w:hAnsi="Arial" w:cs="Arial"/>
+          <w:color w:val="000000"/>
+          <w:lang w:val="en-US"/>
+        </w:rPr>
+        <w:t xml:space="preserve">Spectrum analyzer in </w:t>
+      </w:r>
+      <w:proofErr w:type="spellStart"/>
+      <w:r>
+        <w:rPr>
+          <w:rFonts w:ascii="Arial" w:eastAsia="Times New Roman" w:hAnsi="Arial" w:cs="Arial"/>
+          <w:color w:val="000000"/>
+          <w:lang w:val="en-US"/>
+        </w:rPr>
+        <w:t>scan</w:t>
+      </w:r>
+      <w:r>
+        <w:rPr>
+          <w:rFonts w:ascii="Arial" w:eastAsia="Times New Roman" w:hAnsi="Arial" w:cs="Arial"/>
+          <w:color w:val="000000"/>
+          <w:lang w:val="en-US"/>
+        </w:rPr>
+        <w:t>range</w:t>
+      </w:r>
+      <w:proofErr w:type="spellEnd"/>
+      <w:r>
+        <w:rPr>
+          <w:rFonts w:ascii="Arial" w:eastAsia="Times New Roman" w:hAnsi="Arial" w:cs="Arial"/>
+          <w:color w:val="000000"/>
+          <w:lang w:val="en-US"/>
+        </w:rPr>
+        <w:t xml:space="preserve"> mode.</w:t>
       </w:r>
     </w:p>
     <w:p>
@@ -970,15 +1163,33 @@
           <w:color w:val="000000"/>
           <w:lang w:val="en-US"/>
         </w:rPr>
-        <w:t xml:space="preserve">F0 – </w:t>
-      </w:r>
-      <w:r>
-        <w:rPr>
-          <w:rFonts w:ascii="Arial" w:eastAsia="Times New Roman" w:hAnsi="Arial" w:cs="Arial"/>
-          <w:color w:val="000000"/>
-          <w:lang w:val="en-US"/>
-        </w:rPr>
-        <w:t>Radio broadcasting (FM radio).</w:t>
+        <w:t xml:space="preserve">F7 – </w:t>
+      </w:r>
+      <w:r>
+        <w:rPr>
+          <w:rFonts w:ascii="Arial" w:eastAsia="Times New Roman" w:hAnsi="Arial" w:cs="Arial"/>
+          <w:color w:val="000000"/>
+          <w:lang w:val="en-US"/>
+        </w:rPr>
+        <w:t xml:space="preserve">Spectrum analyzer in </w:t>
+      </w:r>
+      <w:proofErr w:type="spellStart"/>
+      <w:r>
+        <w:rPr>
+          <w:rFonts w:ascii="Arial" w:eastAsia="Times New Roman" w:hAnsi="Arial" w:cs="Arial"/>
+          <w:color w:val="000000"/>
+          <w:lang w:val="en-US"/>
+        </w:rPr>
+        <w:t>scanlist</w:t>
+      </w:r>
+      <w:proofErr w:type="spellEnd"/>
+      <w:r>
+        <w:rPr>
+          <w:rFonts w:ascii="Arial" w:eastAsia="Times New Roman" w:hAnsi="Arial" w:cs="Arial"/>
+          <w:color w:val="000000"/>
+          <w:lang w:val="en-US"/>
+        </w:rPr>
+        <w:t xml:space="preserve"> mode.</w:t>
       </w:r>
     </w:p>
     <w:p>
@@ -1000,69 +1211,15 @@
           <w:color w:val="000000"/>
           <w:lang w:val="en-US"/>
         </w:rPr>
-        <w:t>SK</w:t>
-      </w:r>
-      <w:r>
-        <w:rPr>
-          <w:rFonts w:ascii="Arial" w:eastAsia="Times New Roman" w:hAnsi="Arial" w:cs="Arial"/>
-          <w:b/>
-          <w:bCs/>
-          <w:color w:val="000000"/>
-          <w:lang w:val="en-US"/>
-        </w:rPr>
-        <w:t>1</w:t>
-      </w:r>
-      <w:r>
-        <w:rPr>
-          <w:rFonts w:ascii="Arial" w:eastAsia="Times New Roman" w:hAnsi="Arial" w:cs="Arial"/>
-          <w:color w:val="000000"/>
-          <w:lang w:val="en-US"/>
-        </w:rPr>
-        <w:t xml:space="preserve"> and </w:t>
-      </w:r>
-      <w:r>
-        <w:rPr>
-          <w:rFonts w:ascii="Arial" w:eastAsia="Times New Roman" w:hAnsi="Arial" w:cs="Arial"/>
-          <w:b/>
-          <w:bCs/>
-          <w:color w:val="000000"/>
-          <w:lang w:val="en-US"/>
-        </w:rPr>
-        <w:t>SK</w:t>
-      </w:r>
-      <w:r>
-        <w:rPr>
-          <w:rFonts w:ascii="Arial" w:eastAsia="Times New Roman" w:hAnsi="Arial" w:cs="Arial"/>
-          <w:b/>
-          <w:bCs/>
-          <w:color w:val="000000"/>
-          <w:lang w:val="en-US"/>
-        </w:rPr>
-        <w:t>2</w:t>
-      </w:r>
-      <w:r>
-        <w:rPr>
-          <w:rFonts w:ascii="Arial" w:eastAsia="Times New Roman" w:hAnsi="Arial" w:cs="Arial"/>
-          <w:color w:val="000000"/>
-          <w:lang w:val="en-US"/>
-        </w:rPr>
-        <w:t xml:space="preserve">—Side </w:t>
-      </w:r>
-      <w:r>
-        <w:rPr>
-          <w:rFonts w:ascii="Arial" w:eastAsia="Times New Roman" w:hAnsi="Arial" w:cs="Arial"/>
-          <w:color w:val="000000"/>
-          <w:lang w:val="en-US"/>
-        </w:rPr>
-        <w:t xml:space="preserve">keys, </w:t>
-      </w:r>
-      <w:r>
-        <w:rPr>
-          <w:rFonts w:ascii="Arial" w:eastAsia="Times New Roman" w:hAnsi="Arial" w:cs="Arial"/>
-          <w:color w:val="000000"/>
-          <w:lang w:val="en-US"/>
-        </w:rPr>
-        <w:t>assignable buttons.</w:t>
+        <w:t xml:space="preserve">F8 – </w:t>
+      </w:r>
+      <w:r>
+        <w:rPr>
+          <w:rFonts w:ascii="Arial" w:eastAsia="Times New Roman" w:hAnsi="Arial" w:cs="Arial"/>
+          <w:color w:val="000000"/>
+          <w:lang w:val="en-US"/>
+        </w:rPr>
+        <w:t>Band Spectrum Analyzer.</w:t>
       </w:r>
     </w:p>
     <w:p>
@@ -1084,33 +1241,15 @@
           <w:color w:val="000000"/>
           <w:lang w:val="en-US"/>
         </w:rPr>
-        <w:t>&lt;=</w:t>
-      </w:r>
-      <w:r>
-        <w:rPr>
-          <w:rFonts w:ascii="Arial" w:eastAsia="Times New Roman" w:hAnsi="Arial" w:cs="Arial"/>
-          <w:color w:val="000000"/>
-          <w:lang w:val="en-US"/>
-        </w:rPr>
-        <w:t xml:space="preserve"> and </w:t>
-      </w:r>
-      <w:r>
-        <w:rPr>
-          <w:rFonts w:ascii="Arial" w:eastAsia="Times New Roman" w:hAnsi="Arial" w:cs="Arial"/>
-          <w:b/>
-          <w:bCs/>
-          <w:color w:val="000000"/>
-          <w:lang w:val="en-US"/>
-        </w:rPr>
-        <w:t xml:space="preserve">=&gt; </w:t>
-      </w:r>
-      <w:r>
-        <w:rPr>
-          <w:rFonts w:ascii="Arial" w:eastAsia="Times New Roman" w:hAnsi="Arial" w:cs="Arial"/>
-          <w:color w:val="000000"/>
-          <w:lang w:val="en-US"/>
-        </w:rPr>
-        <w:t>– Navigation buttons.</w:t>
+        <w:t xml:space="preserve">F0 – </w:t>
+      </w:r>
+      <w:r>
+        <w:rPr>
+          <w:rFonts w:ascii="Arial" w:eastAsia="Times New Roman" w:hAnsi="Arial" w:cs="Arial"/>
+          <w:color w:val="000000"/>
+          <w:lang w:val="en-US"/>
+        </w:rPr>
+        <w:t>Radio broadcasting (FM radio).</w:t>
       </w:r>
     </w:p>
     <w:p>
@@ -1132,15 +1271,69 @@
           <w:color w:val="000000"/>
           <w:lang w:val="en-US"/>
         </w:rPr>
-        <w:t xml:space="preserve">MA </w:t>
-      </w:r>
-      <w:r>
-        <w:rPr>
-          <w:rFonts w:ascii="Arial" w:eastAsia="Times New Roman" w:hAnsi="Arial" w:cs="Arial"/>
-          <w:color w:val="000000"/>
-          <w:lang w:val="en-US"/>
-        </w:rPr>
-        <w:t>– Menu.</w:t>
+        <w:t>SK</w:t>
+      </w:r>
+      <w:r>
+        <w:rPr>
+          <w:rFonts w:ascii="Arial" w:eastAsia="Times New Roman" w:hAnsi="Arial" w:cs="Arial"/>
+          <w:b/>
+          <w:bCs/>
+          <w:color w:val="000000"/>
+          <w:lang w:val="en-US"/>
+        </w:rPr>
+        <w:t>1</w:t>
+      </w:r>
+      <w:r>
+        <w:rPr>
+          <w:rFonts w:ascii="Arial" w:eastAsia="Times New Roman" w:hAnsi="Arial" w:cs="Arial"/>
+          <w:color w:val="000000"/>
+          <w:lang w:val="en-US"/>
+        </w:rPr>
+        <w:t xml:space="preserve"> and </w:t>
+      </w:r>
+      <w:r>
+        <w:rPr>
+          <w:rFonts w:ascii="Arial" w:eastAsia="Times New Roman" w:hAnsi="Arial" w:cs="Arial"/>
+          <w:b/>
+          <w:bCs/>
+          <w:color w:val="000000"/>
+          <w:lang w:val="en-US"/>
+        </w:rPr>
+        <w:t>SK</w:t>
+      </w:r>
+      <w:r>
+        <w:rPr>
+          <w:rFonts w:ascii="Arial" w:eastAsia="Times New Roman" w:hAnsi="Arial" w:cs="Arial"/>
+          <w:b/>
+          <w:bCs/>
+          <w:color w:val="000000"/>
+          <w:lang w:val="en-US"/>
+        </w:rPr>
+        <w:t>2</w:t>
+      </w:r>
+      <w:r>
+        <w:rPr>
+          <w:rFonts w:ascii="Arial" w:eastAsia="Times New Roman" w:hAnsi="Arial" w:cs="Arial"/>
+          <w:color w:val="000000"/>
+          <w:lang w:val="en-US"/>
+        </w:rPr>
+        <w:t xml:space="preserve">—Side </w:t>
+      </w:r>
+      <w:r>
+        <w:rPr>
+          <w:rFonts w:ascii="Arial" w:eastAsia="Times New Roman" w:hAnsi="Arial" w:cs="Arial"/>
+          <w:color w:val="000000"/>
+          <w:lang w:val="en-US"/>
+        </w:rPr>
+        <w:t xml:space="preserve">keys, </w:t>
+      </w:r>
+      <w:r>
+        <w:rPr>
+          <w:rFonts w:ascii="Arial" w:eastAsia="Times New Roman" w:hAnsi="Arial" w:cs="Arial"/>
+          <w:color w:val="000000"/>
+          <w:lang w:val="en-US"/>
+        </w:rPr>
+        <w:t>assignable buttons.</w:t>
       </w:r>
     </w:p>
     <w:p>
@@ -1162,15 +1355,33 @@
           <w:color w:val="000000"/>
           <w:lang w:val="en-US"/>
         </w:rPr>
-        <w:t>EXIT</w:t>
-      </w:r>
-      <w:r>
-        <w:rPr>
-          <w:rFonts w:ascii="Arial" w:eastAsia="Times New Roman" w:hAnsi="Arial" w:cs="Arial"/>
-          <w:color w:val="000000"/>
-          <w:lang w:val="en-US"/>
-        </w:rPr>
-        <w:t xml:space="preserve"> – Exit.</w:t>
+        <w:t>&lt;=</w:t>
+      </w:r>
+      <w:r>
+        <w:rPr>
+          <w:rFonts w:ascii="Arial" w:eastAsia="Times New Roman" w:hAnsi="Arial" w:cs="Arial"/>
+          <w:color w:val="000000"/>
+          <w:lang w:val="en-US"/>
+        </w:rPr>
+        <w:t xml:space="preserve"> and </w:t>
+      </w:r>
+      <w:r>
+        <w:rPr>
+          <w:rFonts w:ascii="Arial" w:eastAsia="Times New Roman" w:hAnsi="Arial" w:cs="Arial"/>
+          <w:b/>
+          <w:bCs/>
+          <w:color w:val="000000"/>
+          <w:lang w:val="en-US"/>
+        </w:rPr>
+        <w:t xml:space="preserve">=&gt; </w:t>
+      </w:r>
+      <w:r>
+        <w:rPr>
+          <w:rFonts w:ascii="Arial" w:eastAsia="Times New Roman" w:hAnsi="Arial" w:cs="Arial"/>
+          <w:color w:val="000000"/>
+          <w:lang w:val="en-US"/>
+        </w:rPr>
+        <w:t>– Navigation buttons.</w:t>
       </w:r>
     </w:p>
     <w:p>
@@ -1192,6 +1403,66 @@
           <w:color w:val="000000"/>
           <w:lang w:val="en-US"/>
         </w:rPr>
+        <w:t xml:space="preserve">MA </w:t>
+      </w:r>
+      <w:r>
+        <w:rPr>
+          <w:rFonts w:ascii="Arial" w:eastAsia="Times New Roman" w:hAnsi="Arial" w:cs="Arial"/>
+          <w:color w:val="000000"/>
+          <w:lang w:val="en-US"/>
+        </w:rPr>
+        <w:t>– Menu.</w:t>
+      </w:r>
+    </w:p>
+    <w:p>
+      <w:pPr>
+        <w:pStyle w:val="Standard"/>
+        <w:autoSpaceDE w:val="0"/>
+        <w:spacing w:line="259" w:lineRule="atLeast"/>
+        <w:jc w:val="both"/>
+        <w:rPr>
+          <w:rFonts w:ascii="Arial" w:hAnsi="Arial" w:cs="Arial"/>
+          <w:lang w:val="en-US"/>
+        </w:rPr>
+      </w:pPr>
+      <w:r>
+        <w:rPr>
+          <w:rFonts w:ascii="Arial" w:eastAsia="Times New Roman" w:hAnsi="Arial" w:cs="Arial"/>
+          <w:b/>
+          <w:bCs/>
+          <w:color w:val="000000"/>
+          <w:lang w:val="en-US"/>
+        </w:rPr>
+        <w:t>EXIT</w:t>
+      </w:r>
+      <w:r>
+        <w:rPr>
+          <w:rFonts w:ascii="Arial" w:eastAsia="Times New Roman" w:hAnsi="Arial" w:cs="Arial"/>
+          <w:color w:val="000000"/>
+          <w:lang w:val="en-US"/>
+        </w:rPr>
+        <w:t xml:space="preserve"> – Exit.</w:t>
+      </w:r>
+    </w:p>
+    <w:p>
+      <w:pPr>
+        <w:pStyle w:val="Standard"/>
+        <w:autoSpaceDE w:val="0"/>
+        <w:spacing w:line="259" w:lineRule="atLeast"/>
+        <w:jc w:val="both"/>
+        <w:rPr>
+          <w:rFonts w:ascii="Arial" w:hAnsi="Arial" w:cs="Arial"/>
+          <w:lang w:val="en-US"/>
+        </w:rPr>
+      </w:pPr>
+      <w:r>
+        <w:rPr>
+          <w:rFonts w:ascii="Arial" w:eastAsia="Times New Roman" w:hAnsi="Arial" w:cs="Arial"/>
+          <w:b/>
+          <w:bCs/>
+          <w:color w:val="000000"/>
+          <w:lang w:val="en-US"/>
+        </w:rPr>
         <w:t>#F</w:t>
       </w:r>
       <w:r>
@@ -1454,6 +1725,7 @@
         </w:rPr>
         <w:t xml:space="preserve"> </w:t>
       </w:r>
+      <w:proofErr w:type="spellStart"/>
       <w:r>
         <w:rPr>
           <w:rFonts w:ascii="Arial" w:eastAsia="Times New Roman" w:hAnsi="Arial" w:cs="Arial"/>
@@ -1463,6 +1735,7 @@
         </w:rPr>
         <w:t>Scanlists</w:t>
       </w:r>
+      <w:proofErr w:type="spellEnd"/>
     </w:p>
     <w:p>
       <w:pPr>
@@ -1482,7 +1755,25 @@
           <w:color w:val="000000"/>
           <w:lang w:val="en-US"/>
         </w:rPr>
-        <w:t>Scans the frequencies in scanlists that can be defined in VFO or Chirp</w:t>
+        <w:t xml:space="preserve">Scans the frequencies in </w:t>
+      </w:r>
+      <w:proofErr w:type="spellStart"/>
+      <w:r>
+        <w:rPr>
+          <w:rFonts w:ascii="Arial" w:eastAsia="Times New Roman" w:hAnsi="Arial" w:cs="Arial"/>
+          <w:color w:val="000000"/>
+          <w:lang w:val="en-US"/>
+        </w:rPr>
+        <w:t>scanlists</w:t>
+      </w:r>
+      <w:proofErr w:type="spellEnd"/>
+      <w:r>
+        <w:rPr>
+          <w:rFonts w:ascii="Arial" w:eastAsia="Times New Roman" w:hAnsi="Arial" w:cs="Arial"/>
+          <w:color w:val="000000"/>
+          <w:lang w:val="en-US"/>
+        </w:rPr>
+        <w:t xml:space="preserve"> that can be defined in VFO or Chirp</w:t>
       </w:r>
       <w:r>
         <w:rPr>
@@ -1813,7 +2104,25 @@
           <w:color w:val="000000"/>
           <w:lang w:val="en-US"/>
         </w:rPr>
-        <w:t>, it will use BLTime from the main menu</w:t>
+        <w:t xml:space="preserve">, it will use </w:t>
+      </w:r>
+      <w:proofErr w:type="spellStart"/>
+      <w:r>
+        <w:rPr>
+          <w:rFonts w:ascii="Arial" w:eastAsia="Times New Roman" w:hAnsi="Arial" w:cs="Arial"/>
+          <w:color w:val="000000"/>
+          <w:lang w:val="en-US"/>
+        </w:rPr>
+        <w:t>BLTime</w:t>
+      </w:r>
+      <w:proofErr w:type="spellEnd"/>
+      <w:r>
+        <w:rPr>
+          <w:rFonts w:ascii="Arial" w:eastAsia="Times New Roman" w:hAnsi="Arial" w:cs="Arial"/>
+          <w:color w:val="000000"/>
+          <w:lang w:val="en-US"/>
+        </w:rPr>
+        <w:t xml:space="preserve"> from the main menu</w:t>
       </w:r>
       <w:r>
         <w:rPr>
@@ -1889,6 +2198,7 @@
           <w:color w:val="000000"/>
           <w:lang w:val="en-US"/>
         </w:rPr>
+        <w:lastRenderedPageBreak/>
         <w:t>W</w:t>
       </w:r>
       <w:r>
@@ -1971,7 +2281,6 @@
           <w:color w:val="000000"/>
           <w:lang w:val="en-US"/>
         </w:rPr>
-        <w:lastRenderedPageBreak/>
         <w:t>4</w:t>
       </w:r>
       <w:r>
@@ -2125,8 +2434,18 @@
           <w:color w:val="000000"/>
           <w:lang w:val="en-US"/>
         </w:rPr>
-        <w:t xml:space="preserve"> – Changing the modes of the spectrum analyzer Scanlists</w:t>
-      </w:r>
+        <w:t xml:space="preserve"> – Changing the modes of the spectrum analyzer </w:t>
+      </w:r>
+      <w:proofErr w:type="spellStart"/>
+      <w:r>
+        <w:rPr>
+          <w:rFonts w:ascii="Arial" w:eastAsia="Times New Roman" w:hAnsi="Arial" w:cs="Arial"/>
+          <w:color w:val="000000"/>
+          <w:lang w:val="en-US"/>
+        </w:rPr>
+        <w:t>Scanlists</w:t>
+      </w:r>
+      <w:proofErr w:type="spellEnd"/>
       <w:r>
         <w:rPr>
           <w:rFonts w:ascii="Arial" w:eastAsia="Times New Roman" w:hAnsi="Arial" w:cs="Arial"/>
@@ -2771,7 +3090,33 @@
           <w:szCs w:val="28"/>
           <w:lang w:val="en-US"/>
         </w:rPr>
-        <w:t>in Scanlist mode</w:t>
+        <w:t xml:space="preserve">in </w:t>
+      </w:r>
+      <w:proofErr w:type="spellStart"/>
+      <w:r>
+        <w:rPr>
+          <w:rFonts w:ascii="Arial" w:hAnsi="Arial" w:cs="Arial"/>
+          <w:b/>
+          <w:bCs/>
+          <w:color w:val="45B0E1" w:themeColor="accent1" w:themeTint="99"/>
+          <w:sz w:val="28"/>
+          <w:szCs w:val="28"/>
+          <w:lang w:val="en-US"/>
+        </w:rPr>
+        <w:t>Scanlist</w:t>
+      </w:r>
+      <w:proofErr w:type="spellEnd"/>
+      <w:r>
+        <w:rPr>
+          <w:rFonts w:ascii="Arial" w:hAnsi="Arial" w:cs="Arial"/>
+          <w:b/>
+          <w:bCs/>
+          <w:color w:val="45B0E1" w:themeColor="accent1" w:themeTint="99"/>
+          <w:sz w:val="28"/>
+          <w:szCs w:val="28"/>
+          <w:lang w:val="en-US"/>
+        </w:rPr>
+        <w:t xml:space="preserve"> mode</w:t>
       </w:r>
     </w:p>
     <w:tbl>
@@ -2887,7 +3232,15 @@
                 <w:color w:val="000000"/>
                 <w:lang w:val="en-US"/>
               </w:rPr>
-              <w:t>Received DCS and CTSS codes are displayed in small</w:t>
+              <w:t>Transmit or r</w:t>
+            </w:r>
+            <w:r>
+              <w:rPr>
+                <w:rFonts w:ascii="Arial" w:eastAsia="Times New Roman" w:hAnsi="Arial" w:cs="Arial"/>
+                <w:color w:val="000000"/>
+                <w:lang w:val="en-US"/>
+              </w:rPr>
+              <w:t>eceived DCS and CTSS codes are displayed in small</w:t>
             </w:r>
           </w:p>
           <w:p>
@@ -2974,8 +3327,18 @@
                 <w:color w:val="000000"/>
                 <w:lang w:val="en-US"/>
               </w:rPr>
-              <w:t>TX to show current selected channel, change with &lt;&gt; keys into the selected scanlists</w:t>
+              <w:t xml:space="preserve">TX to show current selected channel, change with &lt;&gt; keys into the selected </w:t>
             </w:r>
+            <w:proofErr w:type="spellStart"/>
+            <w:r>
+              <w:rPr>
+                <w:rFonts w:ascii="Arial" w:eastAsia="Times New Roman" w:hAnsi="Arial" w:cs="Arial"/>
+                <w:color w:val="000000"/>
+                <w:lang w:val="en-US"/>
+              </w:rPr>
+              <w:t>scanlists</w:t>
+            </w:r>
+            <w:proofErr w:type="spellEnd"/>
           </w:p>
           <w:p>
             <w:pPr>
@@ -3006,6 +3369,7 @@
               </w:rPr>
               <w:t xml:space="preserve">PTT </w:t>
             </w:r>
+            <w:proofErr w:type="spellStart"/>
             <w:r>
               <w:rPr>
                 <w:rFonts w:ascii="Arial" w:eastAsia="Times New Roman" w:hAnsi="Arial" w:cs="Arial"/>
@@ -3015,6 +3379,7 @@
               </w:rPr>
               <w:t>LastRx</w:t>
             </w:r>
+            <w:proofErr w:type="spellEnd"/>
             <w:r>
               <w:rPr>
                 <w:rFonts w:ascii="Arial" w:eastAsia="Times New Roman" w:hAnsi="Arial" w:cs="Arial"/>
@@ -3351,7 +3716,25 @@
                 <w:color w:val="000000"/>
                 <w:lang w:val="en-US"/>
               </w:rPr>
-              <w:t>Here we receive so RX&gt; is displayed with an smeter below.</w:t>
+              <w:t xml:space="preserve">Here we receive so RX&gt; is displayed with an </w:t>
+            </w:r>
+            <w:proofErr w:type="spellStart"/>
+            <w:r>
+              <w:rPr>
+                <w:rFonts w:ascii="Arial" w:eastAsia="Times New Roman" w:hAnsi="Arial" w:cs="Arial"/>
+                <w:color w:val="000000"/>
+                <w:lang w:val="en-US"/>
+              </w:rPr>
+              <w:t>smeter</w:t>
+            </w:r>
+            <w:proofErr w:type="spellEnd"/>
+            <w:r>
+              <w:rPr>
+                <w:rFonts w:ascii="Arial" w:eastAsia="Times New Roman" w:hAnsi="Arial" w:cs="Arial"/>
+                <w:color w:val="000000"/>
+                <w:lang w:val="en-US"/>
+              </w:rPr>
+              <w:t xml:space="preserve"> below.</w:t>
             </w:r>
           </w:p>
           <w:p>
@@ -3697,7 +4080,25 @@
           <w:color w:val="000000"/>
           <w:lang w:val="en-US"/>
         </w:rPr>
-        <w:t xml:space="preserve"> - Clears all non black listed entries.</w:t>
+        <w:t xml:space="preserve"> - Clears all </w:t>
+      </w:r>
+      <w:proofErr w:type="spellStart"/>
+      <w:r>
+        <w:rPr>
+          <w:rFonts w:ascii="Arial" w:eastAsia="Times New Roman" w:hAnsi="Arial" w:cs="Arial"/>
+          <w:color w:val="000000"/>
+          <w:lang w:val="en-US"/>
+        </w:rPr>
+        <w:t>non black</w:t>
+      </w:r>
+      <w:proofErr w:type="spellEnd"/>
+      <w:r>
+        <w:rPr>
+          <w:rFonts w:ascii="Arial" w:eastAsia="Times New Roman" w:hAnsi="Arial" w:cs="Arial"/>
+          <w:color w:val="000000"/>
+          <w:lang w:val="en-US"/>
+        </w:rPr>
+        <w:t xml:space="preserve"> listed entries.</w:t>
       </w:r>
     </w:p>
     <w:p>
@@ -3824,8 +4225,18 @@
           <w:color w:val="000000"/>
           <w:lang w:val="fr-FR"/>
         </w:rPr>
-        <w:t>Save history</w:t>
-      </w:r>
+        <w:t xml:space="preserve">Save </w:t>
+      </w:r>
+      <w:proofErr w:type="spellStart"/>
+      <w:r>
+        <w:rPr>
+          <w:rFonts w:ascii="Arial" w:eastAsia="Times New Roman" w:hAnsi="Arial" w:cs="Arial"/>
+          <w:color w:val="000000"/>
+          <w:lang w:val="fr-FR"/>
+        </w:rPr>
+        <w:t>history</w:t>
+      </w:r>
+      <w:proofErr w:type="spellEnd"/>
       <w:r>
         <w:rPr>
           <w:rFonts w:ascii="Arial" w:eastAsia="Times New Roman" w:hAnsi="Arial" w:cs="Arial"/>
@@ -4142,7 +4553,15 @@
         <w:pStyle w:val="Titre2"/>
       </w:pPr>
       <w:r>
-        <w:t>Keys in scanlist selection</w:t>
+        <w:t xml:space="preserve">Keys in </w:t>
+      </w:r>
+      <w:proofErr w:type="spellStart"/>
+      <w:r>
+        <w:t>scanlist</w:t>
+      </w:r>
+      <w:proofErr w:type="spellEnd"/>
+      <w:r>
+        <w:t xml:space="preserve"> selection</w:t>
       </w:r>
     </w:p>
     <w:p>
@@ -4205,6 +4624,7 @@
         </w:rPr>
         <w:t xml:space="preserve"> – Activate or deactivate one </w:t>
       </w:r>
+      <w:proofErr w:type="spellStart"/>
       <w:r>
         <w:rPr>
           <w:rFonts w:ascii="Arial" w:eastAsia="Times New Roman" w:hAnsi="Arial" w:cs="Arial"/>
@@ -4213,6 +4633,7 @@
         </w:rPr>
         <w:t>scanlist</w:t>
       </w:r>
+      <w:proofErr w:type="spellEnd"/>
       <w:r>
         <w:rPr>
           <w:rFonts w:ascii="Arial" w:eastAsia="Times New Roman" w:hAnsi="Arial" w:cs="Arial"/>
@@ -4252,6 +4673,7 @@
         </w:rPr>
         <w:t xml:space="preserve"> – Activate one </w:t>
       </w:r>
+      <w:proofErr w:type="spellStart"/>
       <w:r>
         <w:rPr>
           <w:rFonts w:ascii="Arial" w:eastAsia="Times New Roman" w:hAnsi="Arial" w:cs="Arial"/>
@@ -4260,6 +4682,7 @@
         </w:rPr>
         <w:t>scanlist</w:t>
       </w:r>
+      <w:proofErr w:type="spellEnd"/>
       <w:r>
         <w:rPr>
           <w:rFonts w:ascii="Arial" w:eastAsia="Times New Roman" w:hAnsi="Arial" w:cs="Arial"/>
@@ -4560,7 +4983,23 @@
           <w:rFonts w:ascii="Arial" w:eastAsia="Times New Roman" w:hAnsi="Arial" w:cs="Arial"/>
           <w:lang w:val="en-US"/>
         </w:rPr>
-        <w:t>NINJA chooses a random frequency in the current scanlist.</w:t>
+        <w:t xml:space="preserve">NINJA chooses a random frequency in the current </w:t>
+      </w:r>
+      <w:proofErr w:type="spellStart"/>
+      <w:r>
+        <w:rPr>
+          <w:rFonts w:ascii="Arial" w:eastAsia="Times New Roman" w:hAnsi="Arial" w:cs="Arial"/>
+          <w:lang w:val="en-US"/>
+        </w:rPr>
+        <w:t>scanlist</w:t>
+      </w:r>
+      <w:proofErr w:type="spellEnd"/>
+      <w:r>
+        <w:rPr>
+          <w:rFonts w:ascii="Arial" w:eastAsia="Times New Roman" w:hAnsi="Arial" w:cs="Arial"/>
+          <w:lang w:val="en-US"/>
+        </w:rPr>
+        <w:t>.</w:t>
       </w:r>
     </w:p>
     <w:p>
@@ -4588,7 +5027,55 @@
           <w:rFonts w:ascii="Arial" w:hAnsi="Arial" w:cs="Arial"/>
           <w:lang w:val="en-US"/>
         </w:rPr>
-        <w:t xml:space="preserve"> :Choose your Roger in vfo menu, select a frequency or a channel in vfo, in spectrum select ptt auto Roger in the menu, it will send a Roger beep every duration you select.</w:t>
+        <w:t xml:space="preserve"> :Choose your Roger in </w:t>
+      </w:r>
+      <w:proofErr w:type="spellStart"/>
+      <w:r>
+        <w:rPr>
+          <w:rFonts w:ascii="Arial" w:hAnsi="Arial" w:cs="Arial"/>
+          <w:lang w:val="en-US"/>
+        </w:rPr>
+        <w:t>vfo</w:t>
+      </w:r>
+      <w:proofErr w:type="spellEnd"/>
+      <w:r>
+        <w:rPr>
+          <w:rFonts w:ascii="Arial" w:hAnsi="Arial" w:cs="Arial"/>
+          <w:lang w:val="en-US"/>
+        </w:rPr>
+        <w:t xml:space="preserve"> menu, select a frequency or a channel in </w:t>
+      </w:r>
+      <w:proofErr w:type="spellStart"/>
+      <w:r>
+        <w:rPr>
+          <w:rFonts w:ascii="Arial" w:hAnsi="Arial" w:cs="Arial"/>
+          <w:lang w:val="en-US"/>
+        </w:rPr>
+        <w:t>vfo</w:t>
+      </w:r>
+      <w:proofErr w:type="spellEnd"/>
+      <w:r>
+        <w:rPr>
+          <w:rFonts w:ascii="Arial" w:hAnsi="Arial" w:cs="Arial"/>
+          <w:lang w:val="en-US"/>
+        </w:rPr>
+        <w:t xml:space="preserve">, in spectrum select </w:t>
+      </w:r>
+      <w:proofErr w:type="spellStart"/>
+      <w:r>
+        <w:rPr>
+          <w:rFonts w:ascii="Arial" w:hAnsi="Arial" w:cs="Arial"/>
+          <w:lang w:val="en-US"/>
+        </w:rPr>
+        <w:t>ptt</w:t>
+      </w:r>
+      <w:proofErr w:type="spellEnd"/>
+      <w:r>
+        <w:rPr>
+          <w:rFonts w:ascii="Arial" w:hAnsi="Arial" w:cs="Arial"/>
+          <w:lang w:val="en-US"/>
+        </w:rPr>
+        <w:t xml:space="preserve"> auto Roger in the menu, it will send a Roger beep every duration you select.</w:t>
       </w:r>
     </w:p>
     <w:p>
@@ -4614,7 +5101,23 @@
           <w:rFonts w:ascii="Arial" w:eastAsia="Times New Roman" w:hAnsi="Arial" w:cs="Arial"/>
           <w:lang w:val="en-US"/>
         </w:rPr>
-        <w:t xml:space="preserve"> – Pause time after signal detection (in ms) – if 0, immediately resumes scanning.</w:t>
+        <w:t xml:space="preserve"> – Pause time after signal detection (in </w:t>
+      </w:r>
+      <w:proofErr w:type="spellStart"/>
+      <w:r>
+        <w:rPr>
+          <w:rFonts w:ascii="Arial" w:eastAsia="Times New Roman" w:hAnsi="Arial" w:cs="Arial"/>
+          <w:lang w:val="en-US"/>
+        </w:rPr>
+        <w:t>ms</w:t>
+      </w:r>
+      <w:proofErr w:type="spellEnd"/>
+      <w:r>
+        <w:rPr>
+          <w:rFonts w:ascii="Arial" w:eastAsia="Times New Roman" w:hAnsi="Arial" w:cs="Arial"/>
+          <w:lang w:val="en-US"/>
+        </w:rPr>
+        <w:t>) – if 0, immediately resumes scanning.</w:t>
       </w:r>
     </w:p>
     <w:p>
@@ -4974,7 +5477,23 @@
           <w:rFonts w:ascii="Arial" w:eastAsia="Times New Roman" w:hAnsi="Arial" w:cs="Arial"/>
           <w:lang w:val="en-US"/>
         </w:rPr>
-        <w:t xml:space="preserve"> – Popup display time (in ms) – 0 = disabled.</w:t>
+        <w:t xml:space="preserve"> – Popup display time (in </w:t>
+      </w:r>
+      <w:proofErr w:type="spellStart"/>
+      <w:r>
+        <w:rPr>
+          <w:rFonts w:ascii="Arial" w:eastAsia="Times New Roman" w:hAnsi="Arial" w:cs="Arial"/>
+          <w:lang w:val="en-US"/>
+        </w:rPr>
+        <w:t>ms</w:t>
+      </w:r>
+      <w:proofErr w:type="spellEnd"/>
+      <w:r>
+        <w:rPr>
+          <w:rFonts w:ascii="Arial" w:eastAsia="Times New Roman" w:hAnsi="Arial" w:cs="Arial"/>
+          <w:lang w:val="en-US"/>
+        </w:rPr>
+        <w:t>) – 0 = disabled.</w:t>
       </w:r>
     </w:p>
     <w:p>
@@ -5391,7 +5910,25 @@
           <w:color w:val="000000"/>
           <w:lang w:val="en-US"/>
         </w:rPr>
-        <w:t xml:space="preserve"> – Disable demphasis (pre-distortion correction) during reception.</w:t>
+        <w:t xml:space="preserve"> – Disable </w:t>
+      </w:r>
+      <w:proofErr w:type="spellStart"/>
+      <w:r>
+        <w:rPr>
+          <w:rFonts w:ascii="Arial" w:eastAsia="Times New Roman" w:hAnsi="Arial" w:cs="Arial"/>
+          <w:color w:val="000000"/>
+          <w:lang w:val="en-US"/>
+        </w:rPr>
+        <w:t>demphasis</w:t>
+      </w:r>
+      <w:proofErr w:type="spellEnd"/>
+      <w:r>
+        <w:rPr>
+          <w:rFonts w:ascii="Arial" w:eastAsia="Times New Roman" w:hAnsi="Arial" w:cs="Arial"/>
+          <w:color w:val="000000"/>
+          <w:lang w:val="en-US"/>
+        </w:rPr>
+        <w:t xml:space="preserve"> (pre-distortion correction) during reception.</w:t>
       </w:r>
     </w:p>
     <w:p>
@@ -5503,7 +6040,25 @@
           <w:color w:val="000000"/>
           <w:lang w:val="en-US"/>
         </w:rPr>
-        <w:t xml:space="preserve"> – Compression level 0 db during transmission – the compression start point.</w:t>
+        <w:t xml:space="preserve"> – Compression level 0 </w:t>
+      </w:r>
+      <w:proofErr w:type="spellStart"/>
+      <w:r>
+        <w:rPr>
+          <w:rFonts w:ascii="Arial" w:eastAsia="Times New Roman" w:hAnsi="Arial" w:cs="Arial"/>
+          <w:color w:val="000000"/>
+          <w:lang w:val="en-US"/>
+        </w:rPr>
+        <w:t>db</w:t>
+      </w:r>
+      <w:proofErr w:type="spellEnd"/>
+      <w:r>
+        <w:rPr>
+          <w:rFonts w:ascii="Arial" w:eastAsia="Times New Roman" w:hAnsi="Arial" w:cs="Arial"/>
+          <w:color w:val="000000"/>
+          <w:lang w:val="en-US"/>
+        </w:rPr>
+        <w:t xml:space="preserve"> during transmission – the compression start point.</w:t>
       </w:r>
     </w:p>
     <w:p>
@@ -7477,6 +8032,7 @@
                 <w:lang w:val="fr-FR"/>
               </w:rPr>
             </w:pPr>
+            <w:proofErr w:type="spellStart"/>
             <w:r>
               <w:rPr>
                 <w:rFonts w:ascii="Arial" w:eastAsia="Times New Roman" w:hAnsi="Arial" w:cs="Arial"/>
@@ -7489,6 +8045,7 @@
               </w:rPr>
               <w:t>Scramb</w:t>
             </w:r>
+            <w:proofErr w:type="spellEnd"/>
           </w:p>
         </w:tc>
         <w:tc>
@@ -7531,6 +8088,7 @@
               </w:rPr>
               <w:t xml:space="preserve">Selects </w:t>
             </w:r>
+            <w:proofErr w:type="spellStart"/>
             <w:r>
               <w:rPr>
                 <w:rFonts w:ascii="Arial" w:eastAsia="Times New Roman" w:hAnsi="Arial" w:cs="Arial"/>
@@ -7539,7 +8097,18 @@
                 <w:szCs w:val="16"/>
                 <w:lang w:val="fr-FR"/>
               </w:rPr>
-              <w:t>Scrambling type</w:t>
+              <w:t>Scrambling</w:t>
+            </w:r>
+            <w:proofErr w:type="spellEnd"/>
+            <w:r>
+              <w:rPr>
+                <w:rFonts w:ascii="Arial" w:eastAsia="Times New Roman" w:hAnsi="Arial" w:cs="Arial"/>
+                <w:color w:val="000000"/>
+                <w:sz w:val="16"/>
+                <w:szCs w:val="16"/>
+                <w:lang w:val="fr-FR"/>
+              </w:rPr>
+              <w:t xml:space="preserve"> type</w:t>
             </w:r>
           </w:p>
         </w:tc>
@@ -7658,6 +8227,7 @@
                 <w:lang w:val="en-US"/>
               </w:rPr>
             </w:pPr>
+            <w:proofErr w:type="spellStart"/>
             <w:r>
               <w:rPr>
                 <w:rFonts w:ascii="Arial" w:eastAsia="Times New Roman" w:hAnsi="Arial" w:cs="Arial"/>
@@ -7666,7 +8236,40 @@
                 <w:szCs w:val="16"/>
                 <w:lang w:val="en-US"/>
               </w:rPr>
-              <w:t>Compander - Soft audio filter for clearer sound. Amplifies the received desired signal even when the signal is weak at the transmitting microphone, improving the signal-to-noise ratio. To work, it must be turned on on both walkie-talkies.</w:t>
+              <w:t>Compander</w:t>
+            </w:r>
+            <w:proofErr w:type="spellEnd"/>
+            <w:r>
+              <w:rPr>
+                <w:rFonts w:ascii="Arial" w:eastAsia="Times New Roman" w:hAnsi="Arial" w:cs="Arial"/>
+                <w:color w:val="000000"/>
+                <w:sz w:val="16"/>
+                <w:szCs w:val="16"/>
+                <w:lang w:val="en-US"/>
+              </w:rPr>
+              <w:t xml:space="preserve"> - Soft audio filter for clearer sound. Amplifies the received desired signal even when the signal is weak at the transmitting microphone, improving the signal-to-noise ratio. To work, it must be turned on </w:t>
+            </w:r>
+            <w:proofErr w:type="spellStart"/>
+            <w:r>
+              <w:rPr>
+                <w:rFonts w:ascii="Arial" w:eastAsia="Times New Roman" w:hAnsi="Arial" w:cs="Arial"/>
+                <w:color w:val="000000"/>
+                <w:sz w:val="16"/>
+                <w:szCs w:val="16"/>
+                <w:lang w:val="en-US"/>
+              </w:rPr>
+              <w:t>on</w:t>
+            </w:r>
+            <w:proofErr w:type="spellEnd"/>
+            <w:r>
+              <w:rPr>
+                <w:rFonts w:ascii="Arial" w:eastAsia="Times New Roman" w:hAnsi="Arial" w:cs="Arial"/>
+                <w:color w:val="000000"/>
+                <w:sz w:val="16"/>
+                <w:szCs w:val="16"/>
+                <w:lang w:val="en-US"/>
+              </w:rPr>
+              <w:t xml:space="preserve"> both walkie-talkies.</w:t>
             </w:r>
           </w:p>
         </w:tc>
@@ -8128,6 +8731,7 @@
                 <w:lang w:val="fr-FR"/>
               </w:rPr>
             </w:pPr>
+            <w:proofErr w:type="spellStart"/>
             <w:r>
               <w:rPr>
                 <w:rFonts w:ascii="Arial" w:eastAsia="Times New Roman" w:hAnsi="Arial" w:cs="Arial"/>
@@ -8140,6 +8744,7 @@
               </w:rPr>
               <w:t>ChSave</w:t>
             </w:r>
+            <w:proofErr w:type="spellEnd"/>
           </w:p>
         </w:tc>
         <w:tc>
@@ -8258,6 +8863,7 @@
                 <w:lang w:val="fr-FR"/>
               </w:rPr>
             </w:pPr>
+            <w:proofErr w:type="spellStart"/>
             <w:r>
               <w:rPr>
                 <w:rFonts w:ascii="Arial" w:eastAsia="Times New Roman" w:hAnsi="Arial" w:cs="Arial"/>
@@ -8270,6 +8876,7 @@
               </w:rPr>
               <w:t>ChDele</w:t>
             </w:r>
+            <w:proofErr w:type="spellEnd"/>
           </w:p>
         </w:tc>
         <w:tc>
@@ -11572,7 +12179,23 @@
           <w:rFonts w:ascii="Arial" w:hAnsi="Arial" w:cs="Arial"/>
           <w:lang w:val="en-US"/>
         </w:rPr>
-        <w:t>RS232 version uses the kenwood cable</w:t>
+        <w:t xml:space="preserve">RS232 version uses the </w:t>
+      </w:r>
+      <w:proofErr w:type="spellStart"/>
+      <w:r>
+        <w:rPr>
+          <w:rFonts w:ascii="Arial" w:hAnsi="Arial" w:cs="Arial"/>
+          <w:lang w:val="en-US"/>
+        </w:rPr>
+        <w:t>kenwood</w:t>
+      </w:r>
+      <w:proofErr w:type="spellEnd"/>
+      <w:r>
+        <w:rPr>
+          <w:rFonts w:ascii="Arial" w:hAnsi="Arial" w:cs="Arial"/>
+          <w:lang w:val="en-US"/>
+        </w:rPr>
+        <w:t xml:space="preserve"> cable</w:t>
       </w:r>
       <w:r>
         <w:rPr>
@@ -11993,7 +12616,23 @@
           <w:rFonts w:ascii="Arial" w:hAnsi="Arial" w:cs="Arial"/>
           <w:lang w:val="en-US"/>
         </w:rPr>
-        <w:t xml:space="preserve"> give names to the scanlists like so:</w:t>
+        <w:t xml:space="preserve"> give names to the </w:t>
+      </w:r>
+      <w:proofErr w:type="spellStart"/>
+      <w:r>
+        <w:rPr>
+          <w:rFonts w:ascii="Arial" w:hAnsi="Arial" w:cs="Arial"/>
+          <w:lang w:val="en-US"/>
+        </w:rPr>
+        <w:t>scanlists</w:t>
+      </w:r>
+      <w:proofErr w:type="spellEnd"/>
+      <w:r>
+        <w:rPr>
+          <w:rFonts w:ascii="Arial" w:hAnsi="Arial" w:cs="Arial"/>
+          <w:lang w:val="en-US"/>
+        </w:rPr>
+        <w:t xml:space="preserve"> like so:</w:t>
       </w:r>
     </w:p>
     <w:p>
@@ -12429,12 +13068,21 @@
           </wp:anchor>
         </w:drawing>
       </w:r>
-      <w:r>
-        <w:rPr>
-          <w:rFonts w:ascii="Arial" w:hAnsi="Arial" w:cs="Arial"/>
-          <w:lang w:val="en-US"/>
-        </w:rPr>
-        <w:t xml:space="preserve">Scanlist Monitor setting Select up to </w:t>
+      <w:proofErr w:type="spellStart"/>
+      <w:r>
+        <w:rPr>
+          <w:rFonts w:ascii="Arial" w:hAnsi="Arial" w:cs="Arial"/>
+          <w:lang w:val="en-US"/>
+        </w:rPr>
+        <w:t>Scanlist</w:t>
+      </w:r>
+      <w:proofErr w:type="spellEnd"/>
+      <w:r>
+        <w:rPr>
+          <w:rFonts w:ascii="Arial" w:hAnsi="Arial" w:cs="Arial"/>
+          <w:lang w:val="en-US"/>
+        </w:rPr>
+        <w:t xml:space="preserve"> Monitor setting Select up to </w:t>
       </w:r>
       <w:r>
         <w:rPr>
@@ -12448,7 +13096,23 @@
           <w:rFonts w:ascii="Arial" w:hAnsi="Arial" w:cs="Arial"/>
           <w:lang w:val="en-US"/>
         </w:rPr>
-        <w:t>0ch to Monitor scanlist anywhere in the channels.</w:t>
+        <w:t xml:space="preserve">0ch to Monitor </w:t>
+      </w:r>
+      <w:proofErr w:type="spellStart"/>
+      <w:r>
+        <w:rPr>
+          <w:rFonts w:ascii="Arial" w:hAnsi="Arial" w:cs="Arial"/>
+          <w:lang w:val="en-US"/>
+        </w:rPr>
+        <w:t>scanlist</w:t>
+      </w:r>
+      <w:proofErr w:type="spellEnd"/>
+      <w:r>
+        <w:rPr>
+          <w:rFonts w:ascii="Arial" w:hAnsi="Arial" w:cs="Arial"/>
+          <w:lang w:val="en-US"/>
+        </w:rPr>
+        <w:t xml:space="preserve"> anywhere in the channels.</w:t>
       </w:r>
     </w:p>
     <w:p>
@@ -12638,7 +13302,23 @@
           <w:rFonts w:ascii="Arial" w:hAnsi="Arial" w:cs="Arial"/>
           <w:lang w:val="en-US"/>
         </w:rPr>
-        <w:t>Sonic 1K uses his slot, or the one set with option SetCfg for his parameters.</w:t>
+        <w:t xml:space="preserve">Sonic 1K uses his slot, or the one set with option </w:t>
+      </w:r>
+      <w:proofErr w:type="spellStart"/>
+      <w:r>
+        <w:rPr>
+          <w:rFonts w:ascii="Arial" w:hAnsi="Arial" w:cs="Arial"/>
+          <w:lang w:val="en-US"/>
+        </w:rPr>
+        <w:t>SetCfg</w:t>
+      </w:r>
+      <w:proofErr w:type="spellEnd"/>
+      <w:r>
+        <w:rPr>
+          <w:rFonts w:ascii="Arial" w:hAnsi="Arial" w:cs="Arial"/>
+          <w:lang w:val="en-US"/>
+        </w:rPr>
+        <w:t xml:space="preserve"> for his parameters.</w:t>
       </w:r>
       <w:r>
         <w:rPr>
@@ -12710,7 +13390,23 @@
           <w:rFonts w:ascii="Arial" w:hAnsi="Arial" w:cs="Arial"/>
           <w:lang w:val="en-US"/>
         </w:rPr>
-        <w:t>are not available from UvStudio, please use F4HWN to manage them.</w:t>
+        <w:t xml:space="preserve">are not available from </w:t>
+      </w:r>
+      <w:proofErr w:type="spellStart"/>
+      <w:r>
+        <w:rPr>
+          <w:rFonts w:ascii="Arial" w:hAnsi="Arial" w:cs="Arial"/>
+          <w:lang w:val="en-US"/>
+        </w:rPr>
+        <w:t>UvStudio</w:t>
+      </w:r>
+      <w:proofErr w:type="spellEnd"/>
+      <w:r>
+        <w:rPr>
+          <w:rFonts w:ascii="Arial" w:hAnsi="Arial" w:cs="Arial"/>
+          <w:lang w:val="en-US"/>
+        </w:rPr>
+        <w:t>, please use F4HWN to manage them.</w:t>
       </w:r>
     </w:p>
     <w:p>
@@ -12726,7 +13422,23 @@
           <w:rFonts w:ascii="Arial" w:hAnsi="Arial" w:cs="Arial"/>
           <w:lang w:val="en-US"/>
         </w:rPr>
-        <w:t>The RESET feature is not available in UvStudio.</w:t>
+        <w:t xml:space="preserve">The RESET feature is not available in </w:t>
+      </w:r>
+      <w:proofErr w:type="spellStart"/>
+      <w:r>
+        <w:rPr>
+          <w:rFonts w:ascii="Arial" w:hAnsi="Arial" w:cs="Arial"/>
+          <w:lang w:val="en-US"/>
+        </w:rPr>
+        <w:t>UvStudio</w:t>
+      </w:r>
+      <w:proofErr w:type="spellEnd"/>
+      <w:r>
+        <w:rPr>
+          <w:rFonts w:ascii="Arial" w:hAnsi="Arial" w:cs="Arial"/>
+          <w:lang w:val="en-US"/>
+        </w:rPr>
+        <w:t>.</w:t>
       </w:r>
     </w:p>
     <w:p>
